--- a/policies/build/chapters_v2/HRM/documents/HRM_Package_v2/HRM11/SOP_HRM11_credentialing_and_privileging_of_medical_professionals.docx
+++ b/policies/build/chapters_v2/HRM/documents/HRM_Package_v2/HRM11/SOP_HRM11_credentialing_and_privileging_of_medical_professionals.docx
@@ -543,6 +543,11 @@
       </w:hyperlink>
     </w:p>
     <w:p>
+      <w:r>
+        <w:t>Note: The Joint Commission's primary-source-verification concept is cited as a methodology reference, not as the verification route itself. In India, the operative primary-source check for a doctor's registration runs through the National Medical Commission's Indian Medical Register, cited above.</w:t>
+      </w:r>
+    </w:p>
+    <w:p>
       <w:pPr>
         <w:pStyle w:val="Heading2"/>
       </w:pPr>
@@ -714,7 +719,7 @@
         <w:rPr>
           <w:i/>
         </w:rPr>
-        <w:t>NABH — Accreditation Standards for Hospitals, 6th Edition, HRM.11 — named source, no working link could be verified from here; check directly.</w:t>
+        <w:t>National Accreditation Board for Hospitals and Healthcare Providers. (2025). NABH accreditation standards for hospitals (6th ed.), HRM.11. ISBN 978-81-965264-9-8. https://portal.nabh.co/images/Standards/NABH%20Hospital%20Accreditation%20Standard%206th%20Edition%20January%202025.pdf</w:t>
       </w:r>
     </w:p>
     <w:p>

--- a/policies/build/chapters_v2/HRM/documents/HRM_Package_v2/HRM11/SOP_HRM11_credentialing_and_privileging_of_medical_professionals.docx
+++ b/policies/build/chapters_v2/HRM/documents/HRM_Package_v2/HRM11/SOP_HRM11_credentialing_and_privileging_of_medical_professionals.docx
@@ -715,12 +715,15 @@
       <w:pPr>
         <w:pStyle w:val="ListParagraph"/>
       </w:pPr>
-      <w:r>
-        <w:rPr>
-          <w:i/>
-        </w:rPr>
-        <w:t>National Accreditation Board for Hospitals and Healthcare Providers. (2025). NABH accreditation standards for hospitals (6th ed.), HRM.11. ISBN 978-81-965264-9-8. https://portal.nabh.co/images/Standards/NABH%20Hospital%20Accreditation%20Standard%206th%20Edition%20January%202025.pdf</w:t>
-      </w:r>
+      <w:hyperlink r:id="rId11">
+        <w:r>
+          <w:rPr>
+            <w:rStyle w:val="Hyperlink"/>
+            <w:i/>
+          </w:rPr>
+          <w:t>National Accreditation Board for Hospitals and Healthcare Providers. (2025). NABH accreditation standards for hospitals (6th ed.), HRM.11. ISBN 978-81-965264-9-8. https://portal.nabh.co/images/Standards/NABH%20Hospital%20Accreditation%20Standard%206th%20Edition%20January%202025.pdf</w:t>
+        </w:r>
+      </w:hyperlink>
     </w:p>
     <w:p>
       <w:pPr>
